--- a/Knowledge/3-Work knowledge/1-Software Engineering/2-Testing/5-My Source/1-ISTQB Foundation Level/8-Defect Management/2-5-Defect Assignment.docx
+++ b/Knowledge/3-Work knowledge/1-Software Engineering/2-Testing/5-My Source/1-ISTQB Foundation Level/8-Defect Management/2-5-Defect Assignment.docx
@@ -31,51 +31,77 @@
       </w:pPr>
       <w:r>
         <w:rPr>
-          <w:b/>
-          <w:shd w:val="clear" w:color="auto" w:fill="B7B7B7"/>
-        </w:rPr>
-        <w:t># Source</w:t>
-      </w:r>
-      <w:r>
-        <w:rPr>
-          <w:shd w:val="clear" w:color="auto" w:fill="B7B7B7"/>
-        </w:rPr>
-        <w:t xml:space="preserve">: </w:t>
-      </w:r>
-      <w:r>
-        <w:rPr>
-          <w:b/>
-          <w:shd w:val="clear" w:color="auto" w:fill="B7B7B7"/>
-        </w:rPr>
-        <w:t xml:space="preserve">Chatgpt </w:t>
-      </w:r>
-      <w:r>
-        <w:rPr>
-          <w:b/>
-          <w:sz w:val="14"/>
-          <w:szCs w:val="14"/>
-          <w:shd w:val="clear" w:color="auto" w:fill="B7B7B7"/>
-        </w:rPr>
-        <w:t>(GPT</w:t>
-      </w:r>
-      <w:r>
-        <w:rPr>
-          <w:rFonts w:ascii="Cambria Math" w:hAnsi="Cambria Math" w:cs="Cambria Math"/>
-          <w:b/>
-          <w:sz w:val="14"/>
-          <w:szCs w:val="14"/>
-          <w:shd w:val="clear" w:color="auto" w:fill="B7B7B7"/>
+          <w:rFonts w:ascii="Arial" w:eastAsia="Arial" w:hAnsi="Arial" w:cs="Arial"/>
+          <w:b/>
+          <w:color w:val="000000"/>
+          <w:sz w:val="18"/>
+          <w:highlight w:val="lightGray"/>
+        </w:rPr>
+        <w:t># Source: AI Source: Provided by: [Data Path</w:t>
+      </w:r>
+      <w:r>
+        <w:rPr>
+          <w:rFonts w:ascii="Arial" w:eastAsia="Arial" w:hAnsi="Arial" w:cs="Arial"/>
+          <w:color w:val="000000"/>
+          <w:sz w:val="18"/>
+          <w:highlight w:val="lightGray"/>
+        </w:rPr>
+        <w:t xml:space="preserve">: Persons Table -&gt; ID Column: 1, Name_En Column: Motasem Essam] -&gt; </w:t>
+      </w:r>
+      <w:r>
+        <w:rPr>
+          <w:rFonts w:ascii="Arial" w:eastAsia="Arial" w:hAnsi="Arial" w:cs="Arial"/>
+          <w:b/>
+          <w:color w:val="000000"/>
+          <w:sz w:val="18"/>
+          <w:highlight w:val="lightGray"/>
+        </w:rPr>
+        <w:t>From:</w:t>
+      </w:r>
+      <w:r>
+        <w:rPr>
+          <w:rFonts w:ascii="Arial" w:eastAsia="Arial" w:hAnsi="Arial" w:cs="Arial"/>
+          <w:color w:val="000000"/>
+          <w:sz w:val="18"/>
+          <w:highlight w:val="lightGray"/>
+        </w:rPr>
+        <w:t xml:space="preserve"> [Chatgpt (GPT</w:t>
+      </w:r>
+      <w:r>
+        <w:rPr>
+          <w:rFonts w:ascii="Arial" w:eastAsia="Arial" w:hAnsi="Arial" w:cs="Cambria Math"/>
+          <w:color w:val="000000"/>
+          <w:sz w:val="18"/>
+          <w:highlight w:val="lightGray"/>
         </w:rPr>
         <w:t>‑</w:t>
       </w:r>
       <w:r>
         <w:rPr>
-          <w:b/>
-          <w:sz w:val="14"/>
-          <w:szCs w:val="14"/>
-          <w:shd w:val="clear" w:color="auto" w:fill="B7B7B7"/>
-        </w:rPr>
-        <w:t>5 Mini) at [8/18/2025]</w:t>
+          <w:rFonts w:ascii="Arial" w:eastAsia="Arial" w:hAnsi="Arial" w:cs="Arial"/>
+          <w:color w:val="000000"/>
+          <w:sz w:val="18"/>
+          <w:highlight w:val="lightGray"/>
+        </w:rPr>
+        <w:t xml:space="preserve">5 Mini)] </w:t>
+      </w:r>
+      <w:r>
+        <w:rPr>
+          <w:rFonts w:ascii="Arial" w:eastAsia="Arial" w:hAnsi="Arial" w:cs="Arial"/>
+          <w:b/>
+          <w:color w:val="000000"/>
+          <w:sz w:val="18"/>
+          <w:highlight w:val="lightGray"/>
+        </w:rPr>
+        <w:t>on</w:t>
+      </w:r>
+      <w:r>
+        <w:rPr>
+          <w:rFonts w:ascii="Arial" w:eastAsia="Arial" w:hAnsi="Arial"/>
+          <w:sz w:val="18"/>
+          <w:highlight w:val="lightGray"/>
+        </w:rPr>
+        <w:t xml:space="preserve"> [8/18/2025]</w:t>
       </w:r>
     </w:p>
     <w:p>
@@ -154,7 +180,7 @@
     </w:p>
     <w:p>
       <w:r>
-        <w:pict w14:anchorId="51292CEE">
+        <w:pict w14:anchorId="0C261DBC">
           <v:rect id="_x0000_i1025" style="width:0;height:1.5pt" o:hralign="center" o:hrstd="t" o:hr="t" fillcolor="#a0a0a0" stroked="f"/>
         </w:pict>
       </w:r>
@@ -187,51 +213,77 @@
       </w:pPr>
       <w:r>
         <w:rPr>
-          <w:b/>
-          <w:shd w:val="clear" w:color="auto" w:fill="B7B7B7"/>
-        </w:rPr>
-        <w:t># Source</w:t>
-      </w:r>
-      <w:r>
-        <w:rPr>
-          <w:shd w:val="clear" w:color="auto" w:fill="B7B7B7"/>
-        </w:rPr>
-        <w:t xml:space="preserve">: </w:t>
-      </w:r>
-      <w:r>
-        <w:rPr>
-          <w:b/>
-          <w:shd w:val="clear" w:color="auto" w:fill="B7B7B7"/>
-        </w:rPr>
-        <w:t xml:space="preserve">Chatgpt </w:t>
-      </w:r>
-      <w:r>
-        <w:rPr>
-          <w:b/>
-          <w:sz w:val="14"/>
-          <w:szCs w:val="14"/>
-          <w:shd w:val="clear" w:color="auto" w:fill="B7B7B7"/>
-        </w:rPr>
-        <w:t>(GPT</w:t>
-      </w:r>
-      <w:r>
-        <w:rPr>
-          <w:rFonts w:ascii="Cambria Math" w:hAnsi="Cambria Math" w:cs="Cambria Math"/>
-          <w:b/>
-          <w:sz w:val="14"/>
-          <w:szCs w:val="14"/>
-          <w:shd w:val="clear" w:color="auto" w:fill="B7B7B7"/>
+          <w:rFonts w:ascii="Arial" w:eastAsia="Arial" w:hAnsi="Arial" w:cs="Arial"/>
+          <w:b/>
+          <w:color w:val="000000"/>
+          <w:sz w:val="18"/>
+          <w:highlight w:val="lightGray"/>
+        </w:rPr>
+        <w:t># Source: AI Source: Provided by: [Data Path</w:t>
+      </w:r>
+      <w:r>
+        <w:rPr>
+          <w:rFonts w:ascii="Arial" w:eastAsia="Arial" w:hAnsi="Arial" w:cs="Arial"/>
+          <w:color w:val="000000"/>
+          <w:sz w:val="18"/>
+          <w:highlight w:val="lightGray"/>
+        </w:rPr>
+        <w:t xml:space="preserve">: Persons Table -&gt; ID Column: 1, Name_En Column: Motasem Essam] -&gt; </w:t>
+      </w:r>
+      <w:r>
+        <w:rPr>
+          <w:rFonts w:ascii="Arial" w:eastAsia="Arial" w:hAnsi="Arial" w:cs="Arial"/>
+          <w:b/>
+          <w:color w:val="000000"/>
+          <w:sz w:val="18"/>
+          <w:highlight w:val="lightGray"/>
+        </w:rPr>
+        <w:t>From:</w:t>
+      </w:r>
+      <w:r>
+        <w:rPr>
+          <w:rFonts w:ascii="Arial" w:eastAsia="Arial" w:hAnsi="Arial" w:cs="Arial"/>
+          <w:color w:val="000000"/>
+          <w:sz w:val="18"/>
+          <w:highlight w:val="lightGray"/>
+        </w:rPr>
+        <w:t xml:space="preserve"> [Chatgpt (GPT</w:t>
+      </w:r>
+      <w:r>
+        <w:rPr>
+          <w:rFonts w:ascii="Arial" w:eastAsia="Arial" w:hAnsi="Arial" w:cs="Cambria Math"/>
+          <w:color w:val="000000"/>
+          <w:sz w:val="18"/>
+          <w:highlight w:val="lightGray"/>
         </w:rPr>
         <w:t>‑</w:t>
       </w:r>
       <w:r>
         <w:rPr>
-          <w:b/>
-          <w:sz w:val="14"/>
-          <w:szCs w:val="14"/>
-          <w:shd w:val="clear" w:color="auto" w:fill="B7B7B7"/>
-        </w:rPr>
-        <w:t>5 Mini) at [8/18/2025]</w:t>
+          <w:rFonts w:ascii="Arial" w:eastAsia="Arial" w:hAnsi="Arial" w:cs="Arial"/>
+          <w:color w:val="000000"/>
+          <w:sz w:val="18"/>
+          <w:highlight w:val="lightGray"/>
+        </w:rPr>
+        <w:t xml:space="preserve">5 Mini)] </w:t>
+      </w:r>
+      <w:r>
+        <w:rPr>
+          <w:rFonts w:ascii="Arial" w:eastAsia="Arial" w:hAnsi="Arial" w:cs="Arial"/>
+          <w:b/>
+          <w:color w:val="000000"/>
+          <w:sz w:val="18"/>
+          <w:highlight w:val="lightGray"/>
+        </w:rPr>
+        <w:t>on</w:t>
+      </w:r>
+      <w:r>
+        <w:rPr>
+          <w:rFonts w:ascii="Arial" w:eastAsia="Arial" w:hAnsi="Arial"/>
+          <w:sz w:val="18"/>
+          <w:highlight w:val="lightGray"/>
+        </w:rPr>
+        <w:t xml:space="preserve"> [8/18/2025]</w:t>
       </w:r>
     </w:p>
     <w:p>
@@ -240,7 +292,7 @@
           <w:ilvl w:val="0"/>
           <w:numId w:val="4"/>
         </w:numPr>
-        <w:spacing w:before="240"/>
+        <w:spacing w:before="240" w:after="0" w:line="276" w:lineRule="auto"/>
         <w:rPr>
           <w:rFonts w:ascii="Roboto Mono" w:eastAsia="Roboto Mono" w:hAnsi="Roboto Mono" w:cs="Roboto Mono"/>
         </w:rPr>
@@ -266,6 +318,7 @@
           <w:ilvl w:val="1"/>
           <w:numId w:val="4"/>
         </w:numPr>
+        <w:spacing w:after="0" w:line="276" w:lineRule="auto"/>
         <w:rPr>
           <w:rFonts w:ascii="Roboto Mono" w:eastAsia="Roboto Mono" w:hAnsi="Roboto Mono" w:cs="Roboto Mono"/>
         </w:rPr>
@@ -289,6 +342,7 @@
           <w:ilvl w:val="0"/>
           <w:numId w:val="4"/>
         </w:numPr>
+        <w:spacing w:after="0" w:line="276" w:lineRule="auto"/>
         <w:rPr>
           <w:rFonts w:ascii="Roboto Mono" w:eastAsia="Roboto Mono" w:hAnsi="Roboto Mono" w:cs="Roboto Mono"/>
         </w:rPr>
@@ -314,6 +368,7 @@
           <w:ilvl w:val="1"/>
           <w:numId w:val="4"/>
         </w:numPr>
+        <w:spacing w:after="0" w:line="276" w:lineRule="auto"/>
         <w:rPr>
           <w:rFonts w:ascii="Roboto Mono" w:eastAsia="Roboto Mono" w:hAnsi="Roboto Mono" w:cs="Roboto Mono"/>
         </w:rPr>
@@ -337,6 +392,7 @@
           <w:ilvl w:val="0"/>
           <w:numId w:val="4"/>
         </w:numPr>
+        <w:spacing w:after="0" w:line="276" w:lineRule="auto"/>
         <w:rPr>
           <w:rFonts w:ascii="Roboto Mono" w:eastAsia="Roboto Mono" w:hAnsi="Roboto Mono" w:cs="Roboto Mono"/>
         </w:rPr>
@@ -362,6 +418,7 @@
           <w:ilvl w:val="1"/>
           <w:numId w:val="4"/>
         </w:numPr>
+        <w:spacing w:after="0" w:line="276" w:lineRule="auto"/>
         <w:rPr>
           <w:rFonts w:ascii="Roboto Mono" w:eastAsia="Roboto Mono" w:hAnsi="Roboto Mono" w:cs="Roboto Mono"/>
         </w:rPr>
@@ -385,6 +442,7 @@
           <w:ilvl w:val="2"/>
           <w:numId w:val="4"/>
         </w:numPr>
+        <w:spacing w:after="0" w:line="276" w:lineRule="auto"/>
       </w:pPr>
       <w:r>
         <w:rPr>
@@ -418,6 +476,7 @@
           <w:ilvl w:val="2"/>
           <w:numId w:val="4"/>
         </w:numPr>
+        <w:spacing w:after="0" w:line="276" w:lineRule="auto"/>
       </w:pPr>
       <w:r>
         <w:rPr>
@@ -451,6 +510,7 @@
           <w:ilvl w:val="2"/>
           <w:numId w:val="4"/>
         </w:numPr>
+        <w:spacing w:after="0" w:line="276" w:lineRule="auto"/>
       </w:pPr>
       <w:r>
         <w:rPr>
@@ -484,16 +544,16 @@
           <w:ilvl w:val="0"/>
           <w:numId w:val="4"/>
         </w:numPr>
-        <w:rPr>
-          <w:rFonts w:ascii="Roboto Mono" w:eastAsia="Roboto Mono" w:hAnsi="Roboto Mono" w:cs="Roboto Mono"/>
-        </w:rPr>
-      </w:pPr>
-      <w:r>
-        <w:rPr>
-          <w:rFonts w:ascii="Roboto Mono" w:eastAsia="Roboto Mono" w:hAnsi="Roboto Mono" w:cs="Roboto Mono"/>
-          <w:b/>
-        </w:rPr>
-        <w:lastRenderedPageBreak/>
+        <w:spacing w:after="0" w:line="276" w:lineRule="auto"/>
+        <w:rPr>
+          <w:rFonts w:ascii="Roboto Mono" w:eastAsia="Roboto Mono" w:hAnsi="Roboto Mono" w:cs="Roboto Mono"/>
+        </w:rPr>
+      </w:pPr>
+      <w:r>
+        <w:rPr>
+          <w:rFonts w:ascii="Roboto Mono" w:eastAsia="Roboto Mono" w:hAnsi="Roboto Mono" w:cs="Roboto Mono"/>
+          <w:b/>
+        </w:rPr>
         <w:t>Update Status</w:t>
       </w:r>
       <w:r>
@@ -510,7 +570,7 @@
           <w:ilvl w:val="1"/>
           <w:numId w:val="4"/>
         </w:numPr>
-        <w:spacing w:after="240"/>
+        <w:spacing w:after="240" w:line="276" w:lineRule="auto"/>
         <w:rPr>
           <w:rFonts w:ascii="Roboto Mono" w:eastAsia="Roboto Mono" w:hAnsi="Roboto Mono" w:cs="Roboto Mono"/>
         </w:rPr>
@@ -530,7 +590,7 @@
     </w:p>
     <w:p>
       <w:r>
-        <w:pict w14:anchorId="33AD9701">
+        <w:pict w14:anchorId="2D4F7CEE">
           <v:rect id="_x0000_i1026" style="width:0;height:1.5pt" o:hralign="center" o:hrstd="t" o:hr="t" fillcolor="#a0a0a0" stroked="f"/>
         </w:pict>
       </w:r>
@@ -563,51 +623,77 @@
       </w:pPr>
       <w:r>
         <w:rPr>
-          <w:b/>
-          <w:shd w:val="clear" w:color="auto" w:fill="B7B7B7"/>
-        </w:rPr>
-        <w:t># Source</w:t>
-      </w:r>
-      <w:r>
-        <w:rPr>
-          <w:shd w:val="clear" w:color="auto" w:fill="B7B7B7"/>
-        </w:rPr>
-        <w:t xml:space="preserve">: </w:t>
-      </w:r>
-      <w:r>
-        <w:rPr>
-          <w:b/>
-          <w:shd w:val="clear" w:color="auto" w:fill="B7B7B7"/>
-        </w:rPr>
-        <w:t xml:space="preserve">Chatgpt </w:t>
-      </w:r>
-      <w:r>
-        <w:rPr>
-          <w:b/>
-          <w:sz w:val="14"/>
-          <w:szCs w:val="14"/>
-          <w:shd w:val="clear" w:color="auto" w:fill="B7B7B7"/>
-        </w:rPr>
-        <w:t>(GPT</w:t>
-      </w:r>
-      <w:r>
-        <w:rPr>
-          <w:rFonts w:ascii="Cambria Math" w:hAnsi="Cambria Math" w:cs="Cambria Math"/>
-          <w:b/>
-          <w:sz w:val="14"/>
-          <w:szCs w:val="14"/>
-          <w:shd w:val="clear" w:color="auto" w:fill="B7B7B7"/>
+          <w:rFonts w:ascii="Arial" w:eastAsia="Arial" w:hAnsi="Arial" w:cs="Arial"/>
+          <w:b/>
+          <w:color w:val="000000"/>
+          <w:sz w:val="18"/>
+          <w:highlight w:val="lightGray"/>
+        </w:rPr>
+        <w:t># Source: AI Source: Provided by: [Data Path</w:t>
+      </w:r>
+      <w:r>
+        <w:rPr>
+          <w:rFonts w:ascii="Arial" w:eastAsia="Arial" w:hAnsi="Arial" w:cs="Arial"/>
+          <w:color w:val="000000"/>
+          <w:sz w:val="18"/>
+          <w:highlight w:val="lightGray"/>
+        </w:rPr>
+        <w:t xml:space="preserve">: Persons Table -&gt; ID Column: 1, Name_En Column: Motasem Essam] -&gt; </w:t>
+      </w:r>
+      <w:r>
+        <w:rPr>
+          <w:rFonts w:ascii="Arial" w:eastAsia="Arial" w:hAnsi="Arial" w:cs="Arial"/>
+          <w:b/>
+          <w:color w:val="000000"/>
+          <w:sz w:val="18"/>
+          <w:highlight w:val="lightGray"/>
+        </w:rPr>
+        <w:t>From:</w:t>
+      </w:r>
+      <w:r>
+        <w:rPr>
+          <w:rFonts w:ascii="Arial" w:eastAsia="Arial" w:hAnsi="Arial" w:cs="Arial"/>
+          <w:color w:val="000000"/>
+          <w:sz w:val="18"/>
+          <w:highlight w:val="lightGray"/>
+        </w:rPr>
+        <w:t xml:space="preserve"> [Chatgpt (GPT</w:t>
+      </w:r>
+      <w:r>
+        <w:rPr>
+          <w:rFonts w:ascii="Arial" w:eastAsia="Arial" w:hAnsi="Arial" w:cs="Cambria Math"/>
+          <w:color w:val="000000"/>
+          <w:sz w:val="18"/>
+          <w:highlight w:val="lightGray"/>
         </w:rPr>
         <w:t>‑</w:t>
       </w:r>
       <w:r>
         <w:rPr>
-          <w:b/>
-          <w:sz w:val="14"/>
-          <w:szCs w:val="14"/>
-          <w:shd w:val="clear" w:color="auto" w:fill="B7B7B7"/>
-        </w:rPr>
-        <w:t>5 Mini) at [8/18/2025]</w:t>
+          <w:rFonts w:ascii="Arial" w:eastAsia="Arial" w:hAnsi="Arial" w:cs="Arial"/>
+          <w:color w:val="000000"/>
+          <w:sz w:val="18"/>
+          <w:highlight w:val="lightGray"/>
+        </w:rPr>
+        <w:t xml:space="preserve">5 Mini)] </w:t>
+      </w:r>
+      <w:r>
+        <w:rPr>
+          <w:rFonts w:ascii="Arial" w:eastAsia="Arial" w:hAnsi="Arial" w:cs="Arial"/>
+          <w:b/>
+          <w:color w:val="000000"/>
+          <w:sz w:val="18"/>
+          <w:highlight w:val="lightGray"/>
+        </w:rPr>
+        <w:t>on</w:t>
+      </w:r>
+      <w:r>
+        <w:rPr>
+          <w:rFonts w:ascii="Arial" w:eastAsia="Arial" w:hAnsi="Arial"/>
+          <w:sz w:val="18"/>
+          <w:highlight w:val="lightGray"/>
+        </w:rPr>
+        <w:t xml:space="preserve"> [8/18/2025]</w:t>
       </w:r>
     </w:p>
     <w:p>
@@ -616,7 +702,7 @@
           <w:ilvl w:val="0"/>
           <w:numId w:val="3"/>
         </w:numPr>
-        <w:spacing w:before="240"/>
+        <w:spacing w:before="240" w:after="0" w:line="276" w:lineRule="auto"/>
       </w:pPr>
       <w:r>
         <w:rPr>
@@ -644,6 +730,7 @@
           <w:ilvl w:val="0"/>
           <w:numId w:val="3"/>
         </w:numPr>
+        <w:spacing w:after="0" w:line="276" w:lineRule="auto"/>
       </w:pPr>
       <w:r>
         <w:rPr>
@@ -671,6 +758,7 @@
           <w:ilvl w:val="0"/>
           <w:numId w:val="3"/>
         </w:numPr>
+        <w:spacing w:after="0" w:line="276" w:lineRule="auto"/>
       </w:pPr>
       <w:r>
         <w:rPr>
@@ -698,7 +786,7 @@
           <w:ilvl w:val="0"/>
           <w:numId w:val="3"/>
         </w:numPr>
-        <w:spacing w:after="240"/>
+        <w:spacing w:after="240" w:line="276" w:lineRule="auto"/>
       </w:pPr>
       <w:r>
         <w:rPr>
@@ -722,7 +810,7 @@
     </w:p>
     <w:p>
       <w:r>
-        <w:pict w14:anchorId="2586D476">
+        <w:pict w14:anchorId="5D7882D0">
           <v:rect id="_x0000_i1027" style="width:0;height:1.5pt" o:hralign="center" o:hrstd="t" o:hr="t" fillcolor="#a0a0a0" stroked="f"/>
         </w:pict>
       </w:r>
@@ -755,51 +843,77 @@
       </w:pPr>
       <w:r>
         <w:rPr>
-          <w:b/>
-          <w:shd w:val="clear" w:color="auto" w:fill="B7B7B7"/>
-        </w:rPr>
-        <w:t># Source</w:t>
-      </w:r>
-      <w:r>
-        <w:rPr>
-          <w:shd w:val="clear" w:color="auto" w:fill="B7B7B7"/>
-        </w:rPr>
-        <w:t xml:space="preserve">: </w:t>
-      </w:r>
-      <w:r>
-        <w:rPr>
-          <w:b/>
-          <w:shd w:val="clear" w:color="auto" w:fill="B7B7B7"/>
-        </w:rPr>
-        <w:t xml:space="preserve">Chatgpt </w:t>
-      </w:r>
-      <w:r>
-        <w:rPr>
-          <w:b/>
-          <w:sz w:val="14"/>
-          <w:szCs w:val="14"/>
-          <w:shd w:val="clear" w:color="auto" w:fill="B7B7B7"/>
-        </w:rPr>
-        <w:t>(GPT</w:t>
-      </w:r>
-      <w:r>
-        <w:rPr>
-          <w:rFonts w:ascii="Cambria Math" w:hAnsi="Cambria Math" w:cs="Cambria Math"/>
-          <w:b/>
-          <w:sz w:val="14"/>
-          <w:szCs w:val="14"/>
-          <w:shd w:val="clear" w:color="auto" w:fill="B7B7B7"/>
+          <w:rFonts w:ascii="Arial" w:eastAsia="Arial" w:hAnsi="Arial" w:cs="Arial"/>
+          <w:b/>
+          <w:color w:val="000000"/>
+          <w:sz w:val="18"/>
+          <w:highlight w:val="lightGray"/>
+        </w:rPr>
+        <w:t># Source: AI Source: Provided by: [Data Path</w:t>
+      </w:r>
+      <w:r>
+        <w:rPr>
+          <w:rFonts w:ascii="Arial" w:eastAsia="Arial" w:hAnsi="Arial" w:cs="Arial"/>
+          <w:color w:val="000000"/>
+          <w:sz w:val="18"/>
+          <w:highlight w:val="lightGray"/>
+        </w:rPr>
+        <w:t xml:space="preserve">: Persons Table -&gt; ID Column: 1, Name_En Column: Motasem Essam] -&gt; </w:t>
+      </w:r>
+      <w:r>
+        <w:rPr>
+          <w:rFonts w:ascii="Arial" w:eastAsia="Arial" w:hAnsi="Arial" w:cs="Arial"/>
+          <w:b/>
+          <w:color w:val="000000"/>
+          <w:sz w:val="18"/>
+          <w:highlight w:val="lightGray"/>
+        </w:rPr>
+        <w:t>From:</w:t>
+      </w:r>
+      <w:r>
+        <w:rPr>
+          <w:rFonts w:ascii="Arial" w:eastAsia="Arial" w:hAnsi="Arial" w:cs="Arial"/>
+          <w:color w:val="000000"/>
+          <w:sz w:val="18"/>
+          <w:highlight w:val="lightGray"/>
+        </w:rPr>
+        <w:t xml:space="preserve"> [Chatgpt (GPT</w:t>
+      </w:r>
+      <w:r>
+        <w:rPr>
+          <w:rFonts w:ascii="Arial" w:eastAsia="Arial" w:hAnsi="Arial" w:cs="Cambria Math"/>
+          <w:color w:val="000000"/>
+          <w:sz w:val="18"/>
+          <w:highlight w:val="lightGray"/>
         </w:rPr>
         <w:t>‑</w:t>
       </w:r>
       <w:r>
         <w:rPr>
-          <w:b/>
-          <w:sz w:val="14"/>
-          <w:szCs w:val="14"/>
-          <w:shd w:val="clear" w:color="auto" w:fill="B7B7B7"/>
-        </w:rPr>
-        <w:t>5 Mini) at [8/18/2025]</w:t>
+          <w:rFonts w:ascii="Arial" w:eastAsia="Arial" w:hAnsi="Arial" w:cs="Arial"/>
+          <w:color w:val="000000"/>
+          <w:sz w:val="18"/>
+          <w:highlight w:val="lightGray"/>
+        </w:rPr>
+        <w:t xml:space="preserve">5 Mini)] </w:t>
+      </w:r>
+      <w:r>
+        <w:rPr>
+          <w:rFonts w:ascii="Arial" w:eastAsia="Arial" w:hAnsi="Arial" w:cs="Arial"/>
+          <w:b/>
+          <w:color w:val="000000"/>
+          <w:sz w:val="18"/>
+          <w:highlight w:val="lightGray"/>
+        </w:rPr>
+        <w:t>on</w:t>
+      </w:r>
+      <w:r>
+        <w:rPr>
+          <w:rFonts w:ascii="Arial" w:eastAsia="Arial" w:hAnsi="Arial"/>
+          <w:sz w:val="18"/>
+          <w:highlight w:val="lightGray"/>
+        </w:rPr>
+        <w:t xml:space="preserve"> [8/18/2025]</w:t>
       </w:r>
     </w:p>
     <w:p>
@@ -808,7 +922,7 @@
           <w:ilvl w:val="0"/>
           <w:numId w:val="2"/>
         </w:numPr>
-        <w:spacing w:before="240"/>
+        <w:spacing w:before="240" w:after="0" w:line="276" w:lineRule="auto"/>
       </w:pPr>
       <w:r>
         <w:rPr>
@@ -842,6 +956,7 @@
           <w:ilvl w:val="0"/>
           <w:numId w:val="2"/>
         </w:numPr>
+        <w:spacing w:after="0" w:line="276" w:lineRule="auto"/>
         <w:rPr>
           <w:rFonts w:ascii="Roboto Mono" w:eastAsia="Roboto Mono" w:hAnsi="Roboto Mono" w:cs="Roboto Mono"/>
         </w:rPr>
@@ -865,7 +980,7 @@
           <w:ilvl w:val="0"/>
           <w:numId w:val="2"/>
         </w:numPr>
-        <w:spacing w:after="240"/>
+        <w:spacing w:after="240" w:line="276" w:lineRule="auto"/>
       </w:pPr>
       <w:r>
         <w:rPr>
@@ -892,7 +1007,7 @@
     </w:p>
     <w:p>
       <w:r>
-        <w:pict w14:anchorId="40917734">
+        <w:pict w14:anchorId="733F42EC">
           <v:rect id="_x0000_i1028" style="width:0;height:1.5pt" o:hralign="center" o:hrstd="t" o:hr="t" fillcolor="#a0a0a0" stroked="f"/>
         </w:pict>
       </w:r>
@@ -925,51 +1040,77 @@
       </w:pPr>
       <w:r>
         <w:rPr>
-          <w:b/>
-          <w:shd w:val="clear" w:color="auto" w:fill="B7B7B7"/>
-        </w:rPr>
-        <w:t># Source</w:t>
-      </w:r>
-      <w:r>
-        <w:rPr>
-          <w:shd w:val="clear" w:color="auto" w:fill="B7B7B7"/>
-        </w:rPr>
-        <w:t xml:space="preserve">: </w:t>
-      </w:r>
-      <w:r>
-        <w:rPr>
-          <w:b/>
-          <w:shd w:val="clear" w:color="auto" w:fill="B7B7B7"/>
-        </w:rPr>
-        <w:t xml:space="preserve">Chatgpt </w:t>
-      </w:r>
-      <w:r>
-        <w:rPr>
-          <w:b/>
-          <w:sz w:val="14"/>
-          <w:szCs w:val="14"/>
-          <w:shd w:val="clear" w:color="auto" w:fill="B7B7B7"/>
-        </w:rPr>
-        <w:t>(GPT</w:t>
-      </w:r>
-      <w:r>
-        <w:rPr>
-          <w:rFonts w:ascii="Cambria Math" w:hAnsi="Cambria Math" w:cs="Cambria Math"/>
-          <w:b/>
-          <w:sz w:val="14"/>
-          <w:szCs w:val="14"/>
-          <w:shd w:val="clear" w:color="auto" w:fill="B7B7B7"/>
+          <w:rFonts w:ascii="Arial" w:eastAsia="Arial" w:hAnsi="Arial" w:cs="Arial"/>
+          <w:b/>
+          <w:color w:val="000000"/>
+          <w:sz w:val="18"/>
+          <w:highlight w:val="lightGray"/>
+        </w:rPr>
+        <w:t># Source: AI Source: Provided by: [Data Path</w:t>
+      </w:r>
+      <w:r>
+        <w:rPr>
+          <w:rFonts w:ascii="Arial" w:eastAsia="Arial" w:hAnsi="Arial" w:cs="Arial"/>
+          <w:color w:val="000000"/>
+          <w:sz w:val="18"/>
+          <w:highlight w:val="lightGray"/>
+        </w:rPr>
+        <w:t xml:space="preserve">: Persons Table -&gt; ID Column: 1, Name_En Column: Motasem Essam] -&gt; </w:t>
+      </w:r>
+      <w:r>
+        <w:rPr>
+          <w:rFonts w:ascii="Arial" w:eastAsia="Arial" w:hAnsi="Arial" w:cs="Arial"/>
+          <w:b/>
+          <w:color w:val="000000"/>
+          <w:sz w:val="18"/>
+          <w:highlight w:val="lightGray"/>
+        </w:rPr>
+        <w:t>From:</w:t>
+      </w:r>
+      <w:r>
+        <w:rPr>
+          <w:rFonts w:ascii="Arial" w:eastAsia="Arial" w:hAnsi="Arial" w:cs="Arial"/>
+          <w:color w:val="000000"/>
+          <w:sz w:val="18"/>
+          <w:highlight w:val="lightGray"/>
+        </w:rPr>
+        <w:t xml:space="preserve"> [Chatgpt (GPT</w:t>
+      </w:r>
+      <w:r>
+        <w:rPr>
+          <w:rFonts w:ascii="Arial" w:eastAsia="Arial" w:hAnsi="Arial" w:cs="Cambria Math"/>
+          <w:color w:val="000000"/>
+          <w:sz w:val="18"/>
+          <w:highlight w:val="lightGray"/>
         </w:rPr>
         <w:t>‑</w:t>
       </w:r>
       <w:r>
         <w:rPr>
-          <w:b/>
-          <w:sz w:val="14"/>
-          <w:szCs w:val="14"/>
-          <w:shd w:val="clear" w:color="auto" w:fill="B7B7B7"/>
-        </w:rPr>
-        <w:t>5 Mini) at [8/18/2025]</w:t>
+          <w:rFonts w:ascii="Arial" w:eastAsia="Arial" w:hAnsi="Arial" w:cs="Arial"/>
+          <w:color w:val="000000"/>
+          <w:sz w:val="18"/>
+          <w:highlight w:val="lightGray"/>
+        </w:rPr>
+        <w:t xml:space="preserve">5 Mini)] </w:t>
+      </w:r>
+      <w:r>
+        <w:rPr>
+          <w:rFonts w:ascii="Arial" w:eastAsia="Arial" w:hAnsi="Arial" w:cs="Arial"/>
+          <w:b/>
+          <w:color w:val="000000"/>
+          <w:sz w:val="18"/>
+          <w:highlight w:val="lightGray"/>
+        </w:rPr>
+        <w:t>on</w:t>
+      </w:r>
+      <w:r>
+        <w:rPr>
+          <w:rFonts w:ascii="Arial" w:eastAsia="Arial" w:hAnsi="Arial"/>
+          <w:sz w:val="18"/>
+          <w:highlight w:val="lightGray"/>
+        </w:rPr>
+        <w:t xml:space="preserve"> [8/18/2025]</w:t>
       </w:r>
     </w:p>
     <w:p>
@@ -978,14 +1119,13 @@
           <w:ilvl w:val="0"/>
           <w:numId w:val="1"/>
         </w:numPr>
-        <w:spacing w:before="240"/>
-      </w:pPr>
-      <w:r>
-        <w:rPr>
-          <w:rFonts w:ascii="Roboto Mono" w:eastAsia="Roboto Mono" w:hAnsi="Roboto Mono" w:cs="Roboto Mono"/>
-          <w:b/>
-        </w:rPr>
-        <w:lastRenderedPageBreak/>
+        <w:spacing w:before="240" w:after="0" w:line="276" w:lineRule="auto"/>
+      </w:pPr>
+      <w:r>
+        <w:rPr>
+          <w:rFonts w:ascii="Roboto Mono" w:eastAsia="Roboto Mono" w:hAnsi="Roboto Mono" w:cs="Roboto Mono"/>
+          <w:b/>
+        </w:rPr>
         <w:t>Defect 1</w:t>
       </w:r>
       <w:r>
@@ -1020,6 +1160,7 @@
           <w:ilvl w:val="0"/>
           <w:numId w:val="1"/>
         </w:numPr>
+        <w:spacing w:after="0" w:line="276" w:lineRule="auto"/>
       </w:pPr>
       <w:r>
         <w:rPr>
@@ -1060,7 +1201,7 @@
           <w:ilvl w:val="0"/>
           <w:numId w:val="1"/>
         </w:numPr>
-        <w:spacing w:after="240"/>
+        <w:spacing w:after="240" w:line="276" w:lineRule="auto"/>
       </w:pPr>
       <w:r>
         <w:rPr>
@@ -1097,7 +1238,7 @@
     </w:p>
     <w:p>
       <w:r>
-        <w:pict w14:anchorId="2796D28B">
+        <w:pict w14:anchorId="5CF73E03">
           <v:rect id="_x0000_i1029" style="width:0;height:1.5pt" o:hralign="center" o:hrstd="t" o:hr="t" fillcolor="#a0a0a0" stroked="f"/>
         </w:pict>
       </w:r>
@@ -1164,18 +1305,19 @@
     </w:p>
     <w:p>
       <w:r>
-        <w:pict w14:anchorId="6017F15D">
+        <w:pict w14:anchorId="1412D0AF">
           <v:rect id="_x0000_i1030" style="width:0;height:1.5pt" o:hralign="center" o:hrstd="t" o:hr="t" fillcolor="#a0a0a0" stroked="f"/>
         </w:pict>
       </w:r>
     </w:p>
+    <w:p/>
     <w:p/>
     <w:p/>
     <w:sectPr>
       <w:pgSz w:w="12240" w:h="15840"/>
       <w:pgMar w:top="1440" w:right="1440" w:bottom="1440" w:left="1440" w:header="720" w:footer="720" w:gutter="0"/>
-      <w:pgNumType w:start="1"/>
       <w:cols w:space="720"/>
+      <w:docGrid w:linePitch="360"/>
     </w:sectPr>
   </w:body>
 </w:document>
@@ -2050,18 +2192,6 @@
   <w:style w:type="paragraph" w:default="1" w:styleId="Normal">
     <w:name w:val="Normal"/>
     <w:qFormat/>
-    <w:rsid w:val="00D47682"/>
-    <w:pPr>
-      <w:spacing w:after="0" w:line="276" w:lineRule="auto"/>
-    </w:pPr>
-    <w:rPr>
-      <w:rFonts w:ascii="Arial" w:eastAsia="Arial" w:hAnsi="Arial" w:cs="Arial"/>
-      <w:kern w:val="0"/>
-      <w:sz w:val="22"/>
-      <w:szCs w:val="22"/>
-      <w:lang w:val="en"/>
-      <w14:ligatures w14:val="none"/>
-    </w:rPr>
   </w:style>
   <w:style w:type="paragraph" w:styleId="Heading1">
     <w:name w:val="heading 1"/>
@@ -2070,7 +2200,7 @@
     <w:link w:val="Heading1Char"/>
     <w:uiPriority w:val="9"/>
     <w:qFormat/>
-    <w:rsid w:val="00A80161"/>
+    <w:rsid w:val="003E5724"/>
     <w:pPr>
       <w:keepNext/>
       <w:keepLines/>
@@ -2092,7 +2222,7 @@
     <w:uiPriority w:val="9"/>
     <w:unhideWhenUsed/>
     <w:qFormat/>
-    <w:rsid w:val="00A80161"/>
+    <w:rsid w:val="003E5724"/>
     <w:pPr>
       <w:keepNext/>
       <w:keepLines/>
@@ -2115,7 +2245,7 @@
     <w:semiHidden/>
     <w:unhideWhenUsed/>
     <w:qFormat/>
-    <w:rsid w:val="00A80161"/>
+    <w:rsid w:val="003E5724"/>
     <w:pPr>
       <w:keepNext/>
       <w:keepLines/>
@@ -2138,7 +2268,7 @@
     <w:semiHidden/>
     <w:unhideWhenUsed/>
     <w:qFormat/>
-    <w:rsid w:val="00A80161"/>
+    <w:rsid w:val="003E5724"/>
     <w:pPr>
       <w:keepNext/>
       <w:keepLines/>
@@ -2161,7 +2291,7 @@
     <w:semiHidden/>
     <w:unhideWhenUsed/>
     <w:qFormat/>
-    <w:rsid w:val="00A80161"/>
+    <w:rsid w:val="003E5724"/>
     <w:pPr>
       <w:keepNext/>
       <w:keepLines/>
@@ -2182,11 +2312,11 @@
     <w:semiHidden/>
     <w:unhideWhenUsed/>
     <w:qFormat/>
-    <w:rsid w:val="00A80161"/>
+    <w:rsid w:val="003E5724"/>
     <w:pPr>
       <w:keepNext/>
       <w:keepLines/>
-      <w:spacing w:before="40"/>
+      <w:spacing w:before="40" w:after="0"/>
       <w:outlineLvl w:val="5"/>
     </w:pPr>
     <w:rPr>
@@ -2205,11 +2335,11 @@
     <w:semiHidden/>
     <w:unhideWhenUsed/>
     <w:qFormat/>
-    <w:rsid w:val="00A80161"/>
+    <w:rsid w:val="003E5724"/>
     <w:pPr>
       <w:keepNext/>
       <w:keepLines/>
-      <w:spacing w:before="40"/>
+      <w:spacing w:before="40" w:after="0"/>
       <w:outlineLvl w:val="6"/>
     </w:pPr>
     <w:rPr>
@@ -2226,10 +2356,11 @@
     <w:semiHidden/>
     <w:unhideWhenUsed/>
     <w:qFormat/>
-    <w:rsid w:val="00A80161"/>
+    <w:rsid w:val="003E5724"/>
     <w:pPr>
       <w:keepNext/>
       <w:keepLines/>
+      <w:spacing w:after="0"/>
       <w:outlineLvl w:val="7"/>
     </w:pPr>
     <w:rPr>
@@ -2248,10 +2379,11 @@
     <w:semiHidden/>
     <w:unhideWhenUsed/>
     <w:qFormat/>
-    <w:rsid w:val="00A80161"/>
+    <w:rsid w:val="003E5724"/>
     <w:pPr>
       <w:keepNext/>
       <w:keepLines/>
+      <w:spacing w:after="0"/>
       <w:outlineLvl w:val="8"/>
     </w:pPr>
     <w:rPr>
@@ -2291,7 +2423,7 @@
     <w:basedOn w:val="DefaultParagraphFont"/>
     <w:link w:val="Heading1"/>
     <w:uiPriority w:val="9"/>
-    <w:rsid w:val="00A80161"/>
+    <w:rsid w:val="003E5724"/>
     <w:rPr>
       <w:rFonts w:asciiTheme="majorHAnsi" w:eastAsiaTheme="majorEastAsia" w:hAnsiTheme="majorHAnsi" w:cstheme="majorBidi"/>
       <w:color w:val="2F5496" w:themeColor="accent1" w:themeShade="BF"/>
@@ -2304,7 +2436,7 @@
     <w:basedOn w:val="DefaultParagraphFont"/>
     <w:link w:val="Heading2"/>
     <w:uiPriority w:val="9"/>
-    <w:rsid w:val="00A80161"/>
+    <w:rsid w:val="003E5724"/>
     <w:rPr>
       <w:rFonts w:asciiTheme="majorHAnsi" w:eastAsiaTheme="majorEastAsia" w:hAnsiTheme="majorHAnsi" w:cstheme="majorBidi"/>
       <w:color w:val="2F5496" w:themeColor="accent1" w:themeShade="BF"/>
@@ -2318,7 +2450,7 @@
     <w:link w:val="Heading3"/>
     <w:uiPriority w:val="9"/>
     <w:semiHidden/>
-    <w:rsid w:val="00A80161"/>
+    <w:rsid w:val="003E5724"/>
     <w:rPr>
       <w:rFonts w:eastAsiaTheme="majorEastAsia" w:cstheme="majorBidi"/>
       <w:color w:val="2F5496" w:themeColor="accent1" w:themeShade="BF"/>
@@ -2332,7 +2464,7 @@
     <w:link w:val="Heading4"/>
     <w:uiPriority w:val="9"/>
     <w:semiHidden/>
-    <w:rsid w:val="00A80161"/>
+    <w:rsid w:val="003E5724"/>
     <w:rPr>
       <w:rFonts w:eastAsiaTheme="majorEastAsia" w:cstheme="majorBidi"/>
       <w:i/>
@@ -2346,7 +2478,7 @@
     <w:link w:val="Heading5"/>
     <w:uiPriority w:val="9"/>
     <w:semiHidden/>
-    <w:rsid w:val="00A80161"/>
+    <w:rsid w:val="003E5724"/>
     <w:rPr>
       <w:rFonts w:eastAsiaTheme="majorEastAsia" w:cstheme="majorBidi"/>
       <w:color w:val="2F5496" w:themeColor="accent1" w:themeShade="BF"/>
@@ -2358,7 +2490,7 @@
     <w:link w:val="Heading6"/>
     <w:uiPriority w:val="9"/>
     <w:semiHidden/>
-    <w:rsid w:val="00A80161"/>
+    <w:rsid w:val="003E5724"/>
     <w:rPr>
       <w:rFonts w:eastAsiaTheme="majorEastAsia" w:cstheme="majorBidi"/>
       <w:i/>
@@ -2372,7 +2504,7 @@
     <w:link w:val="Heading7"/>
     <w:uiPriority w:val="9"/>
     <w:semiHidden/>
-    <w:rsid w:val="00A80161"/>
+    <w:rsid w:val="003E5724"/>
     <w:rPr>
       <w:rFonts w:eastAsiaTheme="majorEastAsia" w:cstheme="majorBidi"/>
       <w:color w:val="595959" w:themeColor="text1" w:themeTint="A6"/>
@@ -2384,7 +2516,7 @@
     <w:link w:val="Heading8"/>
     <w:uiPriority w:val="9"/>
     <w:semiHidden/>
-    <w:rsid w:val="00A80161"/>
+    <w:rsid w:val="003E5724"/>
     <w:rPr>
       <w:rFonts w:eastAsiaTheme="majorEastAsia" w:cstheme="majorBidi"/>
       <w:i/>
@@ -2398,7 +2530,7 @@
     <w:link w:val="Heading9"/>
     <w:uiPriority w:val="9"/>
     <w:semiHidden/>
-    <w:rsid w:val="00A80161"/>
+    <w:rsid w:val="003E5724"/>
     <w:rPr>
       <w:rFonts w:eastAsiaTheme="majorEastAsia" w:cstheme="majorBidi"/>
       <w:color w:val="272727" w:themeColor="text1" w:themeTint="D8"/>
@@ -2411,7 +2543,7 @@
     <w:link w:val="TitleChar"/>
     <w:uiPriority w:val="10"/>
     <w:qFormat/>
-    <w:rsid w:val="00A80161"/>
+    <w:rsid w:val="003E5724"/>
     <w:pPr>
       <w:spacing w:after="80" w:line="240" w:lineRule="auto"/>
       <w:contextualSpacing/>
@@ -2429,7 +2561,7 @@
     <w:basedOn w:val="DefaultParagraphFont"/>
     <w:link w:val="Title"/>
     <w:uiPriority w:val="10"/>
-    <w:rsid w:val="00A80161"/>
+    <w:rsid w:val="003E5724"/>
     <w:rPr>
       <w:rFonts w:asciiTheme="majorHAnsi" w:eastAsiaTheme="majorEastAsia" w:hAnsiTheme="majorHAnsi" w:cstheme="majorBidi"/>
       <w:spacing w:val="-10"/>
@@ -2445,7 +2577,7 @@
     <w:link w:val="SubtitleChar"/>
     <w:uiPriority w:val="11"/>
     <w:qFormat/>
-    <w:rsid w:val="00A80161"/>
+    <w:rsid w:val="003E5724"/>
     <w:pPr>
       <w:numPr>
         <w:ilvl w:val="1"/>
@@ -2464,7 +2596,7 @@
     <w:basedOn w:val="DefaultParagraphFont"/>
     <w:link w:val="Subtitle"/>
     <w:uiPriority w:val="11"/>
-    <w:rsid w:val="00A80161"/>
+    <w:rsid w:val="003E5724"/>
     <w:rPr>
       <w:rFonts w:eastAsiaTheme="majorEastAsia" w:cstheme="majorBidi"/>
       <w:color w:val="595959" w:themeColor="text1" w:themeTint="A6"/>
@@ -2480,7 +2612,7 @@
     <w:link w:val="QuoteChar"/>
     <w:uiPriority w:val="29"/>
     <w:qFormat/>
-    <w:rsid w:val="00A80161"/>
+    <w:rsid w:val="003E5724"/>
     <w:pPr>
       <w:spacing w:before="160"/>
       <w:jc w:val="center"/>
@@ -2496,7 +2628,7 @@
     <w:basedOn w:val="DefaultParagraphFont"/>
     <w:link w:val="Quote"/>
     <w:uiPriority w:val="29"/>
-    <w:rsid w:val="00A80161"/>
+    <w:rsid w:val="003E5724"/>
     <w:rPr>
       <w:i/>
       <w:iCs/>
@@ -2508,7 +2640,7 @@
     <w:basedOn w:val="Normal"/>
     <w:uiPriority w:val="34"/>
     <w:qFormat/>
-    <w:rsid w:val="00A80161"/>
+    <w:rsid w:val="003E5724"/>
     <w:pPr>
       <w:ind w:left="720"/>
       <w:contextualSpacing/>
@@ -2519,7 +2651,7 @@
     <w:basedOn w:val="DefaultParagraphFont"/>
     <w:uiPriority w:val="21"/>
     <w:qFormat/>
-    <w:rsid w:val="00A80161"/>
+    <w:rsid w:val="003E5724"/>
     <w:rPr>
       <w:i/>
       <w:iCs/>
@@ -2533,7 +2665,7 @@
     <w:link w:val="IntenseQuoteChar"/>
     <w:uiPriority w:val="30"/>
     <w:qFormat/>
-    <w:rsid w:val="00A80161"/>
+    <w:rsid w:val="003E5724"/>
     <w:pPr>
       <w:pBdr>
         <w:top w:val="single" w:sz="4" w:space="10" w:color="2F5496" w:themeColor="accent1" w:themeShade="BF"/>
@@ -2554,7 +2686,7 @@
     <w:basedOn w:val="DefaultParagraphFont"/>
     <w:link w:val="IntenseQuote"/>
     <w:uiPriority w:val="30"/>
-    <w:rsid w:val="00A80161"/>
+    <w:rsid w:val="003E5724"/>
     <w:rPr>
       <w:i/>
       <w:iCs/>
@@ -2566,7 +2698,7 @@
     <w:basedOn w:val="DefaultParagraphFont"/>
     <w:uiPriority w:val="32"/>
     <w:qFormat/>
-    <w:rsid w:val="00A80161"/>
+    <w:rsid w:val="003E5724"/>
     <w:rPr>
       <w:b/>
       <w:bCs/>
